--- a/Week_2/Executive Summary Report.docx
+++ b/Week_2/Executive Summary Report.docx
@@ -4,7 +4,6 @@
   <w:body>
     <w:p>
       <w:pPr>
-        <w:spacing w:line="480" w:lineRule="auto"/>
         <w:jc w:val="both"/>
         <w:rPr>
           <w:rFonts w:ascii="Times New Roman" w:hAnsi="Times New Roman" w:cs="Times New Roman"/>
@@ -27,7 +26,6 @@
     </w:p>
     <w:p>
       <w:pPr>
-        <w:spacing w:line="480" w:lineRule="auto"/>
         <w:jc w:val="both"/>
         <w:rPr>
           <w:rFonts w:ascii="Times New Roman" w:hAnsi="Times New Roman" w:cs="Times New Roman"/>
@@ -50,58 +48,24 @@
     </w:p>
     <w:p>
       <w:pPr>
-        <w:spacing w:line="480" w:lineRule="auto"/>
-        <w:jc w:val="both"/>
-        <w:rPr>
-          <w:rFonts w:ascii="Times New Roman" w:hAnsi="Times New Roman" w:cs="Times New Roman"/>
-          <w:sz w:val="24"/>
-          <w:szCs w:val="24"/>
-        </w:rPr>
-      </w:pPr>
-      <w:r>
-        <w:rPr>
-          <w:rFonts w:ascii="Times New Roman" w:hAnsi="Times New Roman" w:cs="Times New Roman"/>
-          <w:sz w:val="24"/>
-          <w:szCs w:val="24"/>
-        </w:rPr>
-        <w:t xml:space="preserve">This project focused on </w:t>
-      </w:r>
-      <w:r>
-        <w:rPr>
-          <w:rFonts w:ascii="Times New Roman" w:hAnsi="Times New Roman" w:cs="Times New Roman"/>
-          <w:sz w:val="24"/>
-          <w:szCs w:val="24"/>
-        </w:rPr>
-        <w:t>analyzing</w:t>
-      </w:r>
-      <w:r>
-        <w:rPr>
-          <w:rFonts w:ascii="Times New Roman" w:hAnsi="Times New Roman" w:cs="Times New Roman"/>
-          <w:sz w:val="24"/>
-          <w:szCs w:val="24"/>
-        </w:rPr>
-        <w:t xml:space="preserve"> store sales and profit performance using Microsoft Power BI. The aim was to turn the selected </w:t>
-      </w:r>
-      <w:r>
-        <w:rPr>
-          <w:rFonts w:ascii="Times New Roman" w:hAnsi="Times New Roman" w:cs="Times New Roman"/>
-          <w:sz w:val="24"/>
-          <w:szCs w:val="24"/>
-        </w:rPr>
-        <w:t>Analyse</w:t>
-      </w:r>
-      <w:r>
-        <w:rPr>
-          <w:rFonts w:ascii="Times New Roman" w:hAnsi="Times New Roman" w:cs="Times New Roman"/>
-          <w:sz w:val="24"/>
-          <w:szCs w:val="24"/>
-        </w:rPr>
-        <w:t>-sample-store dataset into useful information that can help management understand business performance and make informed decisions.</w:t>
-      </w:r>
-    </w:p>
-    <w:p>
-      <w:pPr>
-        <w:spacing w:line="480" w:lineRule="auto"/>
+        <w:jc w:val="both"/>
+        <w:rPr>
+          <w:rFonts w:ascii="Times New Roman" w:hAnsi="Times New Roman" w:cs="Times New Roman"/>
+          <w:sz w:val="24"/>
+          <w:szCs w:val="24"/>
+        </w:rPr>
+      </w:pPr>
+      <w:r>
+        <w:rPr>
+          <w:rFonts w:ascii="Times New Roman" w:hAnsi="Times New Roman" w:cs="Times New Roman"/>
+          <w:sz w:val="24"/>
+          <w:szCs w:val="24"/>
+        </w:rPr>
+        <w:t>This project focused on analyzing store sales and profit performance using Microsoft Power BI. The aim was to turn the selected Analyse-sample-store dataset into useful information that can help management understand business performance and make informed decisions.</w:t>
+      </w:r>
+    </w:p>
+    <w:p>
+      <w:pPr>
         <w:jc w:val="both"/>
         <w:rPr>
           <w:rFonts w:ascii="Times New Roman" w:hAnsi="Times New Roman" w:cs="Times New Roman"/>
@@ -120,42 +84,24 @@
     </w:p>
     <w:p>
       <w:pPr>
-        <w:spacing w:line="480" w:lineRule="auto"/>
-        <w:jc w:val="both"/>
-        <w:rPr>
-          <w:rFonts w:ascii="Times New Roman" w:hAnsi="Times New Roman" w:cs="Times New Roman"/>
-          <w:sz w:val="24"/>
-          <w:szCs w:val="24"/>
-        </w:rPr>
-      </w:pPr>
-      <w:r>
-        <w:rPr>
-          <w:rFonts w:ascii="Times New Roman" w:hAnsi="Times New Roman" w:cs="Times New Roman"/>
-          <w:sz w:val="24"/>
-          <w:szCs w:val="24"/>
-        </w:rPr>
-        <w:t xml:space="preserve">The dashboard provides a convenient way to compare different areas of the business and identify where improvements may be needed. It can help management </w:t>
-      </w:r>
-      <w:r>
-        <w:rPr>
-          <w:rFonts w:ascii="Times New Roman" w:hAnsi="Times New Roman" w:cs="Times New Roman"/>
-          <w:sz w:val="24"/>
-          <w:szCs w:val="24"/>
-        </w:rPr>
-        <w:t>recognize</w:t>
-      </w:r>
-      <w:r>
-        <w:rPr>
-          <w:rFonts w:ascii="Times New Roman" w:hAnsi="Times New Roman" w:cs="Times New Roman"/>
-          <w:sz w:val="24"/>
-          <w:szCs w:val="24"/>
-        </w:rPr>
-        <w:t xml:space="preserve"> profitable products, understand differences in regional performance, and investigate products that generate sales but contribute less to profit.</w:t>
-      </w:r>
-    </w:p>
-    <w:p>
-      <w:pPr>
-        <w:spacing w:line="480" w:lineRule="auto"/>
+        <w:jc w:val="both"/>
+        <w:rPr>
+          <w:rFonts w:ascii="Times New Roman" w:hAnsi="Times New Roman" w:cs="Times New Roman"/>
+          <w:sz w:val="24"/>
+          <w:szCs w:val="24"/>
+        </w:rPr>
+      </w:pPr>
+      <w:r>
+        <w:rPr>
+          <w:rFonts w:ascii="Times New Roman" w:hAnsi="Times New Roman" w:cs="Times New Roman"/>
+          <w:sz w:val="24"/>
+          <w:szCs w:val="24"/>
+        </w:rPr>
+        <w:t>The dashboard provides a convenient way to compare different areas of the business and identify where improvements may be needed. It can help management recognize profitable products, understand differences in regional performance, and investigate products that generate sales but contribute less to profit.</w:t>
+      </w:r>
+    </w:p>
+    <w:p>
+      <w:pPr>
         <w:jc w:val="both"/>
         <w:rPr>
           <w:rFonts w:ascii="Times New Roman" w:hAnsi="Times New Roman" w:cs="Times New Roman"/>
@@ -174,7 +120,6 @@
     </w:p>
     <w:p>
       <w:pPr>
-        <w:spacing w:line="480" w:lineRule="auto"/>
         <w:jc w:val="both"/>
         <w:rPr>
           <w:rFonts w:ascii="Times New Roman" w:hAnsi="Times New Roman" w:cs="Times New Roman"/>
@@ -197,21 +142,19 @@
     </w:p>
     <w:p>
       <w:pPr>
-        <w:spacing w:line="480" w:lineRule="auto"/>
-        <w:jc w:val="both"/>
-        <w:rPr>
-          <w:rFonts w:ascii="Times New Roman" w:hAnsi="Times New Roman" w:cs="Times New Roman"/>
-          <w:sz w:val="24"/>
-          <w:szCs w:val="24"/>
-        </w:rPr>
-      </w:pPr>
-      <w:r>
-        <w:rPr>
-          <w:rFonts w:ascii="Times New Roman" w:hAnsi="Times New Roman" w:cs="Times New Roman"/>
-          <w:sz w:val="24"/>
-          <w:szCs w:val="24"/>
-        </w:rPr>
-        <w:lastRenderedPageBreak/>
+        <w:jc w:val="both"/>
+        <w:rPr>
+          <w:rFonts w:ascii="Times New Roman" w:hAnsi="Times New Roman" w:cs="Times New Roman"/>
+          <w:sz w:val="24"/>
+          <w:szCs w:val="24"/>
+        </w:rPr>
+      </w:pPr>
+      <w:r>
+        <w:rPr>
+          <w:rFonts w:ascii="Times New Roman" w:hAnsi="Times New Roman" w:cs="Times New Roman"/>
+          <w:sz w:val="24"/>
+          <w:szCs w:val="24"/>
+        </w:rPr>
         <w:t>Based on the areas examined in the dashboard, the following recommendations can help management improve business performance.</w:t>
       </w:r>
     </w:p>
@@ -222,7 +165,6 @@
           <w:ilvl w:val="0"/>
           <w:numId w:val="1"/>
         </w:numPr>
-        <w:spacing w:line="480" w:lineRule="auto"/>
         <w:jc w:val="both"/>
         <w:rPr>
           <w:rFonts w:ascii="Times New Roman" w:hAnsi="Times New Roman" w:cs="Times New Roman"/>
@@ -243,7 +185,6 @@
     </w:p>
     <w:p>
       <w:pPr>
-        <w:spacing w:line="480" w:lineRule="auto"/>
         <w:jc w:val="both"/>
         <w:rPr>
           <w:rFonts w:ascii="Times New Roman" w:hAnsi="Times New Roman" w:cs="Times New Roman"/>
@@ -267,7 +208,6 @@
           <w:ilvl w:val="0"/>
           <w:numId w:val="1"/>
         </w:numPr>
-        <w:spacing w:line="480" w:lineRule="auto"/>
         <w:jc w:val="both"/>
         <w:rPr>
           <w:rFonts w:ascii="Times New Roman" w:hAnsi="Times New Roman" w:cs="Times New Roman"/>
@@ -288,7 +228,6 @@
     </w:p>
     <w:p>
       <w:pPr>
-        <w:spacing w:line="480" w:lineRule="auto"/>
         <w:jc w:val="both"/>
         <w:rPr>
           <w:rFonts w:ascii="Times New Roman" w:hAnsi="Times New Roman" w:cs="Times New Roman"/>
@@ -312,28 +251,27 @@
           <w:ilvl w:val="0"/>
           <w:numId w:val="1"/>
         </w:numPr>
-        <w:spacing w:line="480" w:lineRule="auto"/>
-        <w:jc w:val="both"/>
-        <w:rPr>
-          <w:rFonts w:ascii="Times New Roman" w:hAnsi="Times New Roman" w:cs="Times New Roman"/>
-          <w:sz w:val="24"/>
-          <w:szCs w:val="24"/>
-        </w:rPr>
-      </w:pPr>
-      <w:r>
-        <w:rPr>
-          <w:rFonts w:ascii="Times New Roman" w:hAnsi="Times New Roman" w:cs="Times New Roman"/>
-          <w:b/>
-          <w:bCs/>
-          <w:sz w:val="24"/>
-          <w:szCs w:val="24"/>
-        </w:rPr>
+        <w:jc w:val="both"/>
+        <w:rPr>
+          <w:rFonts w:ascii="Times New Roman" w:hAnsi="Times New Roman" w:cs="Times New Roman"/>
+          <w:sz w:val="24"/>
+          <w:szCs w:val="24"/>
+        </w:rPr>
+      </w:pPr>
+      <w:r>
+        <w:rPr>
+          <w:rFonts w:ascii="Times New Roman" w:hAnsi="Times New Roman" w:cs="Times New Roman"/>
+          <w:b/>
+          <w:bCs/>
+          <w:sz w:val="24"/>
+          <w:szCs w:val="24"/>
+        </w:rPr>
+        <w:lastRenderedPageBreak/>
         <w:t>Develop targeted strategies for customer segments</w:t>
       </w:r>
     </w:p>
     <w:p>
       <w:pPr>
-        <w:spacing w:line="480" w:lineRule="auto"/>
         <w:jc w:val="both"/>
         <w:rPr>
           <w:rFonts w:ascii="Times New Roman" w:hAnsi="Times New Roman" w:cs="Times New Roman"/>
@@ -357,7 +295,6 @@
           <w:ilvl w:val="0"/>
           <w:numId w:val="1"/>
         </w:numPr>
-        <w:spacing w:line="480" w:lineRule="auto"/>
         <w:jc w:val="both"/>
         <w:rPr>
           <w:rFonts w:ascii="Times New Roman" w:hAnsi="Times New Roman" w:cs="Times New Roman"/>
@@ -378,38 +315,20 @@
     </w:p>
     <w:p>
       <w:pPr>
-        <w:spacing w:line="480" w:lineRule="auto"/>
-        <w:jc w:val="both"/>
-        <w:rPr>
-          <w:rFonts w:ascii="Times New Roman" w:hAnsi="Times New Roman" w:cs="Times New Roman"/>
-          <w:sz w:val="24"/>
-          <w:szCs w:val="24"/>
-        </w:rPr>
-      </w:pPr>
-      <w:r>
-        <w:rPr>
-          <w:rFonts w:ascii="Times New Roman" w:hAnsi="Times New Roman" w:cs="Times New Roman"/>
-          <w:sz w:val="24"/>
-          <w:szCs w:val="24"/>
-        </w:rPr>
-        <w:lastRenderedPageBreak/>
-        <w:t xml:space="preserve">The category sales and profit charts should be used to compare the contribution of different product categories. Management can </w:t>
-      </w:r>
-      <w:r>
-        <w:rPr>
-          <w:rFonts w:ascii="Times New Roman" w:hAnsi="Times New Roman" w:cs="Times New Roman"/>
-          <w:sz w:val="24"/>
-          <w:szCs w:val="24"/>
-        </w:rPr>
-        <w:t>priorities</w:t>
-      </w:r>
-      <w:r>
-        <w:rPr>
-          <w:rFonts w:ascii="Times New Roman" w:hAnsi="Times New Roman" w:cs="Times New Roman"/>
-          <w:sz w:val="24"/>
-          <w:szCs w:val="24"/>
-        </w:rPr>
-        <w:t xml:space="preserve"> categories that perform well while investigating categories with weaker profitability. Decisions about stock levels, promotions, and product selection should consider both sales volume and profit rather than relying on revenue alone.</w:t>
+        <w:jc w:val="both"/>
+        <w:rPr>
+          <w:rFonts w:ascii="Times New Roman" w:hAnsi="Times New Roman" w:cs="Times New Roman"/>
+          <w:sz w:val="24"/>
+          <w:szCs w:val="24"/>
+        </w:rPr>
+      </w:pPr>
+      <w:r>
+        <w:rPr>
+          <w:rFonts w:ascii="Times New Roman" w:hAnsi="Times New Roman" w:cs="Times New Roman"/>
+          <w:sz w:val="24"/>
+          <w:szCs w:val="24"/>
+        </w:rPr>
+        <w:t>The category sales and profit charts should be used to compare the contribution of different product categories. Management can priorities categories that perform well while investigating categories with weaker profitability. Decisions about stock levels, promotions, and product selection should consider both sales volume and profit rather than relying on revenue alone.</w:t>
       </w:r>
     </w:p>
     <w:p>
@@ -419,7 +338,6 @@
           <w:ilvl w:val="0"/>
           <w:numId w:val="1"/>
         </w:numPr>
-        <w:spacing w:line="480" w:lineRule="auto"/>
         <w:jc w:val="both"/>
         <w:rPr>
           <w:rFonts w:ascii="Times New Roman" w:hAnsi="Times New Roman" w:cs="Times New Roman"/>
@@ -440,7 +358,6 @@
     </w:p>
     <w:p>
       <w:pPr>
-        <w:spacing w:line="480" w:lineRule="auto"/>
         <w:jc w:val="both"/>
         <w:rPr>
           <w:rFonts w:ascii="Times New Roman" w:hAnsi="Times New Roman" w:cs="Times New Roman"/>
@@ -464,7 +381,6 @@
           <w:ilvl w:val="0"/>
           <w:numId w:val="1"/>
         </w:numPr>
-        <w:spacing w:line="480" w:lineRule="auto"/>
         <w:jc w:val="both"/>
         <w:rPr>
           <w:rFonts w:ascii="Times New Roman" w:hAnsi="Times New Roman" w:cs="Times New Roman"/>
@@ -485,7 +401,6 @@
     </w:p>
     <w:p>
       <w:pPr>
-        <w:spacing w:line="480" w:lineRule="auto"/>
         <w:jc w:val="both"/>
         <w:rPr>
           <w:rFonts w:ascii="Times New Roman" w:hAnsi="Times New Roman" w:cs="Times New Roman"/>
@@ -504,14 +419,422 @@
     </w:p>
     <w:p>
       <w:pPr>
-        <w:spacing w:line="480" w:lineRule="auto"/>
-        <w:jc w:val="both"/>
-        <w:rPr>
-          <w:rFonts w:ascii="Times New Roman" w:hAnsi="Times New Roman" w:cs="Times New Roman"/>
-          <w:sz w:val="24"/>
-          <w:szCs w:val="24"/>
-        </w:rPr>
-      </w:pPr>
+        <w:jc w:val="both"/>
+        <w:rPr>
+          <w:rFonts w:ascii="Times New Roman" w:hAnsi="Times New Roman" w:cs="Times New Roman"/>
+          <w:b/>
+          <w:bCs/>
+          <w:sz w:val="24"/>
+          <w:szCs w:val="24"/>
+        </w:rPr>
+      </w:pPr>
+      <w:r>
+        <w:rPr>
+          <w:rFonts w:ascii="Times New Roman" w:hAnsi="Times New Roman" w:cs="Times New Roman"/>
+          <w:b/>
+          <w:bCs/>
+          <w:sz w:val="24"/>
+          <w:szCs w:val="24"/>
+        </w:rPr>
+        <w:t>FIVE KEY BUSINESS INSIGHTS</w:t>
+      </w:r>
+    </w:p>
+    <w:p>
+      <w:pPr>
+        <w:numPr>
+          <w:ilvl w:val="0"/>
+          <w:numId w:val="3"/>
+        </w:numPr>
+        <w:jc w:val="both"/>
+        <w:rPr>
+          <w:rFonts w:ascii="Times New Roman" w:hAnsi="Times New Roman" w:cs="Times New Roman"/>
+          <w:sz w:val="24"/>
+          <w:szCs w:val="24"/>
+        </w:rPr>
+      </w:pPr>
+      <w:r>
+        <w:rPr>
+          <w:rFonts w:ascii="Times New Roman" w:hAnsi="Times New Roman" w:cs="Times New Roman"/>
+          <w:b/>
+          <w:bCs/>
+          <w:sz w:val="24"/>
+          <w:szCs w:val="24"/>
+        </w:rPr>
+        <w:t>Sales performance:</w:t>
+      </w:r>
+      <w:r>
+        <w:rPr>
+          <w:rFonts w:ascii="Times New Roman" w:hAnsi="Times New Roman" w:cs="Times New Roman"/>
+          <w:sz w:val="24"/>
+          <w:szCs w:val="24"/>
+        </w:rPr>
+        <w:t xml:space="preserve"> The sales KPIs provide an overall picture of the store’s performance and help management monitor business results.</w:t>
+      </w:r>
+    </w:p>
+    <w:p>
+      <w:pPr>
+        <w:numPr>
+          <w:ilvl w:val="0"/>
+          <w:numId w:val="3"/>
+        </w:numPr>
+        <w:jc w:val="both"/>
+        <w:rPr>
+          <w:rFonts w:ascii="Times New Roman" w:hAnsi="Times New Roman" w:cs="Times New Roman"/>
+          <w:sz w:val="24"/>
+          <w:szCs w:val="24"/>
+        </w:rPr>
+      </w:pPr>
+      <w:r>
+        <w:rPr>
+          <w:rFonts w:ascii="Times New Roman" w:hAnsi="Times New Roman" w:cs="Times New Roman"/>
+          <w:b/>
+          <w:bCs/>
+          <w:sz w:val="24"/>
+          <w:szCs w:val="24"/>
+        </w:rPr>
+        <w:t>Regional performance:</w:t>
+      </w:r>
+      <w:r>
+        <w:rPr>
+          <w:rFonts w:ascii="Times New Roman" w:hAnsi="Times New Roman" w:cs="Times New Roman"/>
+          <w:sz w:val="24"/>
+          <w:szCs w:val="24"/>
+        </w:rPr>
+        <w:t xml:space="preserve"> Comparing sales and profit across regions helps identify strong-performing areas and regions that may need improvement.</w:t>
+      </w:r>
+    </w:p>
+    <w:p>
+      <w:pPr>
+        <w:numPr>
+          <w:ilvl w:val="0"/>
+          <w:numId w:val="3"/>
+        </w:numPr>
+        <w:jc w:val="both"/>
+        <w:rPr>
+          <w:rFonts w:ascii="Times New Roman" w:hAnsi="Times New Roman" w:cs="Times New Roman"/>
+          <w:sz w:val="24"/>
+          <w:szCs w:val="24"/>
+        </w:rPr>
+      </w:pPr>
+      <w:r>
+        <w:rPr>
+          <w:rFonts w:ascii="Times New Roman" w:hAnsi="Times New Roman" w:cs="Times New Roman"/>
+          <w:b/>
+          <w:bCs/>
+          <w:sz w:val="24"/>
+          <w:szCs w:val="24"/>
+        </w:rPr>
+        <w:t>Customer segments:</w:t>
+      </w:r>
+      <w:r>
+        <w:rPr>
+          <w:rFonts w:ascii="Times New Roman" w:hAnsi="Times New Roman" w:cs="Times New Roman"/>
+          <w:sz w:val="24"/>
+          <w:szCs w:val="24"/>
+        </w:rPr>
+        <w:t xml:space="preserve"> The segment charts show how different customer groups contribute to sales, helping management plan suitable marketing strategies.</w:t>
+      </w:r>
+    </w:p>
+    <w:p>
+      <w:pPr>
+        <w:numPr>
+          <w:ilvl w:val="0"/>
+          <w:numId w:val="3"/>
+        </w:numPr>
+        <w:jc w:val="both"/>
+        <w:rPr>
+          <w:rFonts w:ascii="Times New Roman" w:hAnsi="Times New Roman" w:cs="Times New Roman"/>
+          <w:sz w:val="24"/>
+          <w:szCs w:val="24"/>
+        </w:rPr>
+      </w:pPr>
+      <w:r>
+        <w:rPr>
+          <w:rFonts w:ascii="Times New Roman" w:hAnsi="Times New Roman" w:cs="Times New Roman"/>
+          <w:b/>
+          <w:bCs/>
+          <w:sz w:val="24"/>
+          <w:szCs w:val="24"/>
+        </w:rPr>
+        <w:t>Product performance:</w:t>
+      </w:r>
+      <w:r>
+        <w:rPr>
+          <w:rFonts w:ascii="Times New Roman" w:hAnsi="Times New Roman" w:cs="Times New Roman"/>
+          <w:sz w:val="24"/>
+          <w:szCs w:val="24"/>
+        </w:rPr>
+        <w:t xml:space="preserve"> The category charts and product profitability matrix help distinguish products that generate sales from those that contribute more profit.</w:t>
+      </w:r>
+    </w:p>
+    <w:p>
+      <w:pPr>
+        <w:numPr>
+          <w:ilvl w:val="0"/>
+          <w:numId w:val="3"/>
+        </w:numPr>
+        <w:jc w:val="both"/>
+        <w:rPr>
+          <w:rFonts w:ascii="Times New Roman" w:hAnsi="Times New Roman" w:cs="Times New Roman"/>
+          <w:sz w:val="24"/>
+          <w:szCs w:val="24"/>
+        </w:rPr>
+      </w:pPr>
+      <w:r>
+        <w:rPr>
+          <w:rFonts w:ascii="Times New Roman" w:hAnsi="Times New Roman" w:cs="Times New Roman"/>
+          <w:b/>
+          <w:bCs/>
+          <w:sz w:val="24"/>
+          <w:szCs w:val="24"/>
+        </w:rPr>
+        <w:t>Sales trends:</w:t>
+      </w:r>
+      <w:r>
+        <w:rPr>
+          <w:rFonts w:ascii="Times New Roman" w:hAnsi="Times New Roman" w:cs="Times New Roman"/>
+          <w:sz w:val="24"/>
+          <w:szCs w:val="24"/>
+        </w:rPr>
+        <w:t xml:space="preserve"> The sales trend chart helps management monitor changes in sales over time and plan inventory and promotions.</w:t>
+      </w:r>
+    </w:p>
+    <w:p>
+      <w:pPr>
+        <w:jc w:val="both"/>
+        <w:rPr>
+          <w:rFonts w:ascii="Times New Roman" w:hAnsi="Times New Roman" w:cs="Times New Roman"/>
+          <w:b/>
+          <w:bCs/>
+          <w:sz w:val="24"/>
+          <w:szCs w:val="24"/>
+        </w:rPr>
+      </w:pPr>
+      <w:r>
+        <w:rPr>
+          <w:rFonts w:ascii="Times New Roman" w:hAnsi="Times New Roman" w:cs="Times New Roman"/>
+          <w:b/>
+          <w:bCs/>
+          <w:sz w:val="24"/>
+          <w:szCs w:val="24"/>
+        </w:rPr>
+        <w:lastRenderedPageBreak/>
+        <w:t>THREE BUSINESS RISKS</w:t>
+      </w:r>
+    </w:p>
+    <w:p>
+      <w:pPr>
+        <w:numPr>
+          <w:ilvl w:val="0"/>
+          <w:numId w:val="4"/>
+        </w:numPr>
+        <w:jc w:val="both"/>
+        <w:rPr>
+          <w:rFonts w:ascii="Times New Roman" w:hAnsi="Times New Roman" w:cs="Times New Roman"/>
+          <w:sz w:val="24"/>
+          <w:szCs w:val="24"/>
+        </w:rPr>
+      </w:pPr>
+      <w:r>
+        <w:rPr>
+          <w:rFonts w:ascii="Times New Roman" w:hAnsi="Times New Roman" w:cs="Times New Roman"/>
+          <w:b/>
+          <w:bCs/>
+          <w:sz w:val="24"/>
+          <w:szCs w:val="24"/>
+        </w:rPr>
+        <w:t>Low or negative product profit:</w:t>
+      </w:r>
+      <w:r>
+        <w:rPr>
+          <w:rFonts w:ascii="Times New Roman" w:hAnsi="Times New Roman" w:cs="Times New Roman"/>
+          <w:sz w:val="24"/>
+          <w:szCs w:val="24"/>
+        </w:rPr>
+        <w:t xml:space="preserve"> Products with low or negative profit could reduce the store’s overall profitability if their costs and pricing are not reviewed.</w:t>
+      </w:r>
+    </w:p>
+    <w:p>
+      <w:pPr>
+        <w:numPr>
+          <w:ilvl w:val="0"/>
+          <w:numId w:val="4"/>
+        </w:numPr>
+        <w:jc w:val="both"/>
+        <w:rPr>
+          <w:rFonts w:ascii="Times New Roman" w:hAnsi="Times New Roman" w:cs="Times New Roman"/>
+          <w:sz w:val="24"/>
+          <w:szCs w:val="24"/>
+        </w:rPr>
+      </w:pPr>
+      <w:r>
+        <w:rPr>
+          <w:rFonts w:ascii="Times New Roman" w:hAnsi="Times New Roman" w:cs="Times New Roman"/>
+          <w:b/>
+          <w:bCs/>
+          <w:sz w:val="24"/>
+          <w:szCs w:val="24"/>
+        </w:rPr>
+        <w:t>Uneven regional performance:</w:t>
+      </w:r>
+      <w:r>
+        <w:rPr>
+          <w:rFonts w:ascii="Times New Roman" w:hAnsi="Times New Roman" w:cs="Times New Roman"/>
+          <w:sz w:val="24"/>
+          <w:szCs w:val="24"/>
+        </w:rPr>
+        <w:t xml:space="preserve"> Dependence on a small number of strong regions could expose the business to losses if sales in those areas decline.</w:t>
+      </w:r>
+    </w:p>
+    <w:p>
+      <w:pPr>
+        <w:numPr>
+          <w:ilvl w:val="0"/>
+          <w:numId w:val="4"/>
+        </w:numPr>
+        <w:jc w:val="both"/>
+        <w:rPr>
+          <w:rFonts w:ascii="Times New Roman" w:hAnsi="Times New Roman" w:cs="Times New Roman"/>
+          <w:sz w:val="24"/>
+          <w:szCs w:val="24"/>
+        </w:rPr>
+      </w:pPr>
+      <w:r>
+        <w:rPr>
+          <w:rFonts w:ascii="Times New Roman" w:hAnsi="Times New Roman" w:cs="Times New Roman"/>
+          <w:b/>
+          <w:bCs/>
+          <w:sz w:val="24"/>
+          <w:szCs w:val="24"/>
+        </w:rPr>
+        <w:t>Changes in customer demand:</w:t>
+      </w:r>
+      <w:r>
+        <w:rPr>
+          <w:rFonts w:ascii="Times New Roman" w:hAnsi="Times New Roman" w:cs="Times New Roman"/>
+          <w:sz w:val="24"/>
+          <w:szCs w:val="24"/>
+        </w:rPr>
+        <w:t xml:space="preserve"> A decline in sales over time or reduced contribution from key customer segments could affect future revenue.</w:t>
+      </w:r>
+    </w:p>
+    <w:p>
+      <w:pPr>
+        <w:jc w:val="both"/>
+        <w:rPr>
+          <w:rFonts w:ascii="Times New Roman" w:hAnsi="Times New Roman" w:cs="Times New Roman"/>
+          <w:b/>
+          <w:bCs/>
+          <w:sz w:val="24"/>
+          <w:szCs w:val="24"/>
+        </w:rPr>
+      </w:pPr>
+      <w:r>
+        <w:rPr>
+          <w:rFonts w:ascii="Times New Roman" w:hAnsi="Times New Roman" w:cs="Times New Roman"/>
+          <w:b/>
+          <w:bCs/>
+          <w:sz w:val="24"/>
+          <w:szCs w:val="24"/>
+        </w:rPr>
+        <w:t>THREE BUSINESS OPPORTUNITIES</w:t>
+      </w:r>
+    </w:p>
+    <w:p>
+      <w:pPr>
+        <w:numPr>
+          <w:ilvl w:val="0"/>
+          <w:numId w:val="5"/>
+        </w:numPr>
+        <w:jc w:val="both"/>
+        <w:rPr>
+          <w:rFonts w:ascii="Times New Roman" w:hAnsi="Times New Roman" w:cs="Times New Roman"/>
+          <w:sz w:val="24"/>
+          <w:szCs w:val="24"/>
+        </w:rPr>
+      </w:pPr>
+      <w:r>
+        <w:rPr>
+          <w:rFonts w:ascii="Times New Roman" w:hAnsi="Times New Roman" w:cs="Times New Roman"/>
+          <w:b/>
+          <w:bCs/>
+          <w:sz w:val="24"/>
+          <w:szCs w:val="24"/>
+        </w:rPr>
+        <w:t>Improve product profitability:</w:t>
+      </w:r>
+      <w:r>
+        <w:rPr>
+          <w:rFonts w:ascii="Times New Roman" w:hAnsi="Times New Roman" w:cs="Times New Roman"/>
+          <w:sz w:val="24"/>
+          <w:szCs w:val="24"/>
+        </w:rPr>
+        <w:t xml:space="preserve"> Review product costs, pricing, and discounts to improve profit margins, particularly for products with weak profitability.</w:t>
+      </w:r>
+    </w:p>
+    <w:p>
+      <w:pPr>
+        <w:numPr>
+          <w:ilvl w:val="0"/>
+          <w:numId w:val="5"/>
+        </w:numPr>
+        <w:jc w:val="both"/>
+        <w:rPr>
+          <w:rFonts w:ascii="Times New Roman" w:hAnsi="Times New Roman" w:cs="Times New Roman"/>
+          <w:sz w:val="24"/>
+          <w:szCs w:val="24"/>
+        </w:rPr>
+      </w:pPr>
+      <w:r>
+        <w:rPr>
+          <w:rFonts w:ascii="Times New Roman" w:hAnsi="Times New Roman" w:cs="Times New Roman"/>
+          <w:b/>
+          <w:bCs/>
+          <w:sz w:val="24"/>
+          <w:szCs w:val="24"/>
+        </w:rPr>
+        <w:t>Strengthen marketing strategies:</w:t>
+      </w:r>
+      <w:r>
+        <w:rPr>
+          <w:rFonts w:ascii="Times New Roman" w:hAnsi="Times New Roman" w:cs="Times New Roman"/>
+          <w:sz w:val="24"/>
+          <w:szCs w:val="24"/>
+        </w:rPr>
+        <w:t xml:space="preserve"> Use customer segment and regional performance information to target promotions where they are most likely to improve results.</w:t>
+      </w:r>
+    </w:p>
+    <w:p>
+      <w:pPr>
+        <w:numPr>
+          <w:ilvl w:val="0"/>
+          <w:numId w:val="5"/>
+        </w:numPr>
+        <w:jc w:val="both"/>
+        <w:rPr>
+          <w:rFonts w:ascii="Times New Roman" w:hAnsi="Times New Roman" w:cs="Times New Roman"/>
+          <w:sz w:val="24"/>
+          <w:szCs w:val="24"/>
+        </w:rPr>
+      </w:pPr>
+      <w:r>
+        <w:rPr>
+          <w:rFonts w:ascii="Times New Roman" w:hAnsi="Times New Roman" w:cs="Times New Roman"/>
+          <w:b/>
+          <w:bCs/>
+          <w:sz w:val="24"/>
+          <w:szCs w:val="24"/>
+        </w:rPr>
+        <w:t>Plan using sales trends:</w:t>
+      </w:r>
+      <w:r>
+        <w:rPr>
+          <w:rFonts w:ascii="Times New Roman" w:hAnsi="Times New Roman" w:cs="Times New Roman"/>
+          <w:sz w:val="24"/>
+          <w:szCs w:val="24"/>
+        </w:rPr>
+        <w:t xml:space="preserve"> Use historical sales patterns to improve stock management, prepare for changes in demand, and schedule promotions more effectively.</w:t>
+      </w:r>
     </w:p>
     <w:sectPr>
       <w:pgSz w:w="12240" w:h="15840"/>
@@ -616,6 +939,119 @@
     </w:lvl>
   </w:abstractNum>
   <w:abstractNum w:abstractNumId="1" w15:restartNumberingAfterBreak="0">
+    <w:nsid w:val="58533413"/>
+    <w:multiLevelType w:val="multilevel"/>
+    <w:tmpl w:val="D3B093C2"/>
+    <w:lvl w:ilvl="0">
+      <w:start w:val="1"/>
+      <w:numFmt w:val="decimal"/>
+      <w:lvlText w:val="%1."/>
+      <w:lvlJc w:val="left"/>
+      <w:pPr>
+        <w:tabs>
+          <w:tab w:val="num" w:pos="720"/>
+        </w:tabs>
+        <w:ind w:left="720" w:hanging="360"/>
+      </w:pPr>
+    </w:lvl>
+    <w:lvl w:ilvl="1" w:tentative="1">
+      <w:start w:val="1"/>
+      <w:numFmt w:val="decimal"/>
+      <w:lvlText w:val="%2."/>
+      <w:lvlJc w:val="left"/>
+      <w:pPr>
+        <w:tabs>
+          <w:tab w:val="num" w:pos="1440"/>
+        </w:tabs>
+        <w:ind w:left="1440" w:hanging="360"/>
+      </w:pPr>
+    </w:lvl>
+    <w:lvl w:ilvl="2" w:tentative="1">
+      <w:start w:val="1"/>
+      <w:numFmt w:val="decimal"/>
+      <w:lvlText w:val="%3."/>
+      <w:lvlJc w:val="left"/>
+      <w:pPr>
+        <w:tabs>
+          <w:tab w:val="num" w:pos="2160"/>
+        </w:tabs>
+        <w:ind w:left="2160" w:hanging="360"/>
+      </w:pPr>
+    </w:lvl>
+    <w:lvl w:ilvl="3" w:tentative="1">
+      <w:start w:val="1"/>
+      <w:numFmt w:val="decimal"/>
+      <w:lvlText w:val="%4."/>
+      <w:lvlJc w:val="left"/>
+      <w:pPr>
+        <w:tabs>
+          <w:tab w:val="num" w:pos="2880"/>
+        </w:tabs>
+        <w:ind w:left="2880" w:hanging="360"/>
+      </w:pPr>
+    </w:lvl>
+    <w:lvl w:ilvl="4" w:tentative="1">
+      <w:start w:val="1"/>
+      <w:numFmt w:val="decimal"/>
+      <w:lvlText w:val="%5."/>
+      <w:lvlJc w:val="left"/>
+      <w:pPr>
+        <w:tabs>
+          <w:tab w:val="num" w:pos="3600"/>
+        </w:tabs>
+        <w:ind w:left="3600" w:hanging="360"/>
+      </w:pPr>
+    </w:lvl>
+    <w:lvl w:ilvl="5" w:tentative="1">
+      <w:start w:val="1"/>
+      <w:numFmt w:val="decimal"/>
+      <w:lvlText w:val="%6."/>
+      <w:lvlJc w:val="left"/>
+      <w:pPr>
+        <w:tabs>
+          <w:tab w:val="num" w:pos="4320"/>
+        </w:tabs>
+        <w:ind w:left="4320" w:hanging="360"/>
+      </w:pPr>
+    </w:lvl>
+    <w:lvl w:ilvl="6" w:tentative="1">
+      <w:start w:val="1"/>
+      <w:numFmt w:val="decimal"/>
+      <w:lvlText w:val="%7."/>
+      <w:lvlJc w:val="left"/>
+      <w:pPr>
+        <w:tabs>
+          <w:tab w:val="num" w:pos="5040"/>
+        </w:tabs>
+        <w:ind w:left="5040" w:hanging="360"/>
+      </w:pPr>
+    </w:lvl>
+    <w:lvl w:ilvl="7" w:tentative="1">
+      <w:start w:val="1"/>
+      <w:numFmt w:val="decimal"/>
+      <w:lvlText w:val="%8."/>
+      <w:lvlJc w:val="left"/>
+      <w:pPr>
+        <w:tabs>
+          <w:tab w:val="num" w:pos="5760"/>
+        </w:tabs>
+        <w:ind w:left="5760" w:hanging="360"/>
+      </w:pPr>
+    </w:lvl>
+    <w:lvl w:ilvl="8" w:tentative="1">
+      <w:start w:val="1"/>
+      <w:numFmt w:val="decimal"/>
+      <w:lvlText w:val="%9."/>
+      <w:lvlJc w:val="left"/>
+      <w:pPr>
+        <w:tabs>
+          <w:tab w:val="num" w:pos="6480"/>
+        </w:tabs>
+        <w:ind w:left="6480" w:hanging="360"/>
+      </w:pPr>
+    </w:lvl>
+  </w:abstractNum>
+  <w:abstractNum w:abstractNumId="2" w15:restartNumberingAfterBreak="0">
     <w:nsid w:val="5F477B17"/>
     <w:multiLevelType w:val="hybridMultilevel"/>
     <w:tmpl w:val="09CE77D6"/>
@@ -728,11 +1164,246 @@
       </w:rPr>
     </w:lvl>
   </w:abstractNum>
+  <w:abstractNum w:abstractNumId="3" w15:restartNumberingAfterBreak="0">
+    <w:nsid w:val="70D73C89"/>
+    <w:multiLevelType w:val="multilevel"/>
+    <w:tmpl w:val="43CC48FC"/>
+    <w:lvl w:ilvl="0">
+      <w:start w:val="1"/>
+      <w:numFmt w:val="decimal"/>
+      <w:lvlText w:val="%1."/>
+      <w:lvlJc w:val="left"/>
+      <w:pPr>
+        <w:tabs>
+          <w:tab w:val="num" w:pos="720"/>
+        </w:tabs>
+        <w:ind w:left="720" w:hanging="360"/>
+      </w:pPr>
+    </w:lvl>
+    <w:lvl w:ilvl="1" w:tentative="1">
+      <w:start w:val="1"/>
+      <w:numFmt w:val="decimal"/>
+      <w:lvlText w:val="%2."/>
+      <w:lvlJc w:val="left"/>
+      <w:pPr>
+        <w:tabs>
+          <w:tab w:val="num" w:pos="1440"/>
+        </w:tabs>
+        <w:ind w:left="1440" w:hanging="360"/>
+      </w:pPr>
+    </w:lvl>
+    <w:lvl w:ilvl="2" w:tentative="1">
+      <w:start w:val="1"/>
+      <w:numFmt w:val="decimal"/>
+      <w:lvlText w:val="%3."/>
+      <w:lvlJc w:val="left"/>
+      <w:pPr>
+        <w:tabs>
+          <w:tab w:val="num" w:pos="2160"/>
+        </w:tabs>
+        <w:ind w:left="2160" w:hanging="360"/>
+      </w:pPr>
+    </w:lvl>
+    <w:lvl w:ilvl="3" w:tentative="1">
+      <w:start w:val="1"/>
+      <w:numFmt w:val="decimal"/>
+      <w:lvlText w:val="%4."/>
+      <w:lvlJc w:val="left"/>
+      <w:pPr>
+        <w:tabs>
+          <w:tab w:val="num" w:pos="2880"/>
+        </w:tabs>
+        <w:ind w:left="2880" w:hanging="360"/>
+      </w:pPr>
+    </w:lvl>
+    <w:lvl w:ilvl="4" w:tentative="1">
+      <w:start w:val="1"/>
+      <w:numFmt w:val="decimal"/>
+      <w:lvlText w:val="%5."/>
+      <w:lvlJc w:val="left"/>
+      <w:pPr>
+        <w:tabs>
+          <w:tab w:val="num" w:pos="3600"/>
+        </w:tabs>
+        <w:ind w:left="3600" w:hanging="360"/>
+      </w:pPr>
+    </w:lvl>
+    <w:lvl w:ilvl="5" w:tentative="1">
+      <w:start w:val="1"/>
+      <w:numFmt w:val="decimal"/>
+      <w:lvlText w:val="%6."/>
+      <w:lvlJc w:val="left"/>
+      <w:pPr>
+        <w:tabs>
+          <w:tab w:val="num" w:pos="4320"/>
+        </w:tabs>
+        <w:ind w:left="4320" w:hanging="360"/>
+      </w:pPr>
+    </w:lvl>
+    <w:lvl w:ilvl="6" w:tentative="1">
+      <w:start w:val="1"/>
+      <w:numFmt w:val="decimal"/>
+      <w:lvlText w:val="%7."/>
+      <w:lvlJc w:val="left"/>
+      <w:pPr>
+        <w:tabs>
+          <w:tab w:val="num" w:pos="5040"/>
+        </w:tabs>
+        <w:ind w:left="5040" w:hanging="360"/>
+      </w:pPr>
+    </w:lvl>
+    <w:lvl w:ilvl="7" w:tentative="1">
+      <w:start w:val="1"/>
+      <w:numFmt w:val="decimal"/>
+      <w:lvlText w:val="%8."/>
+      <w:lvlJc w:val="left"/>
+      <w:pPr>
+        <w:tabs>
+          <w:tab w:val="num" w:pos="5760"/>
+        </w:tabs>
+        <w:ind w:left="5760" w:hanging="360"/>
+      </w:pPr>
+    </w:lvl>
+    <w:lvl w:ilvl="8" w:tentative="1">
+      <w:start w:val="1"/>
+      <w:numFmt w:val="decimal"/>
+      <w:lvlText w:val="%9."/>
+      <w:lvlJc w:val="left"/>
+      <w:pPr>
+        <w:tabs>
+          <w:tab w:val="num" w:pos="6480"/>
+        </w:tabs>
+        <w:ind w:left="6480" w:hanging="360"/>
+      </w:pPr>
+    </w:lvl>
+  </w:abstractNum>
+  <w:abstractNum w:abstractNumId="4" w15:restartNumberingAfterBreak="0">
+    <w:nsid w:val="7C9C3C04"/>
+    <w:multiLevelType w:val="multilevel"/>
+    <w:tmpl w:val="2F8EA716"/>
+    <w:lvl w:ilvl="0">
+      <w:start w:val="1"/>
+      <w:numFmt w:val="decimal"/>
+      <w:lvlText w:val="%1."/>
+      <w:lvlJc w:val="left"/>
+      <w:pPr>
+        <w:tabs>
+          <w:tab w:val="num" w:pos="720"/>
+        </w:tabs>
+        <w:ind w:left="720" w:hanging="360"/>
+      </w:pPr>
+    </w:lvl>
+    <w:lvl w:ilvl="1" w:tentative="1">
+      <w:start w:val="1"/>
+      <w:numFmt w:val="decimal"/>
+      <w:lvlText w:val="%2."/>
+      <w:lvlJc w:val="left"/>
+      <w:pPr>
+        <w:tabs>
+          <w:tab w:val="num" w:pos="1440"/>
+        </w:tabs>
+        <w:ind w:left="1440" w:hanging="360"/>
+      </w:pPr>
+    </w:lvl>
+    <w:lvl w:ilvl="2" w:tentative="1">
+      <w:start w:val="1"/>
+      <w:numFmt w:val="decimal"/>
+      <w:lvlText w:val="%3."/>
+      <w:lvlJc w:val="left"/>
+      <w:pPr>
+        <w:tabs>
+          <w:tab w:val="num" w:pos="2160"/>
+        </w:tabs>
+        <w:ind w:left="2160" w:hanging="360"/>
+      </w:pPr>
+    </w:lvl>
+    <w:lvl w:ilvl="3" w:tentative="1">
+      <w:start w:val="1"/>
+      <w:numFmt w:val="decimal"/>
+      <w:lvlText w:val="%4."/>
+      <w:lvlJc w:val="left"/>
+      <w:pPr>
+        <w:tabs>
+          <w:tab w:val="num" w:pos="2880"/>
+        </w:tabs>
+        <w:ind w:left="2880" w:hanging="360"/>
+      </w:pPr>
+    </w:lvl>
+    <w:lvl w:ilvl="4" w:tentative="1">
+      <w:start w:val="1"/>
+      <w:numFmt w:val="decimal"/>
+      <w:lvlText w:val="%5."/>
+      <w:lvlJc w:val="left"/>
+      <w:pPr>
+        <w:tabs>
+          <w:tab w:val="num" w:pos="3600"/>
+        </w:tabs>
+        <w:ind w:left="3600" w:hanging="360"/>
+      </w:pPr>
+    </w:lvl>
+    <w:lvl w:ilvl="5" w:tentative="1">
+      <w:start w:val="1"/>
+      <w:numFmt w:val="decimal"/>
+      <w:lvlText w:val="%6."/>
+      <w:lvlJc w:val="left"/>
+      <w:pPr>
+        <w:tabs>
+          <w:tab w:val="num" w:pos="4320"/>
+        </w:tabs>
+        <w:ind w:left="4320" w:hanging="360"/>
+      </w:pPr>
+    </w:lvl>
+    <w:lvl w:ilvl="6" w:tentative="1">
+      <w:start w:val="1"/>
+      <w:numFmt w:val="decimal"/>
+      <w:lvlText w:val="%7."/>
+      <w:lvlJc w:val="left"/>
+      <w:pPr>
+        <w:tabs>
+          <w:tab w:val="num" w:pos="5040"/>
+        </w:tabs>
+        <w:ind w:left="5040" w:hanging="360"/>
+      </w:pPr>
+    </w:lvl>
+    <w:lvl w:ilvl="7" w:tentative="1">
+      <w:start w:val="1"/>
+      <w:numFmt w:val="decimal"/>
+      <w:lvlText w:val="%8."/>
+      <w:lvlJc w:val="left"/>
+      <w:pPr>
+        <w:tabs>
+          <w:tab w:val="num" w:pos="5760"/>
+        </w:tabs>
+        <w:ind w:left="5760" w:hanging="360"/>
+      </w:pPr>
+    </w:lvl>
+    <w:lvl w:ilvl="8" w:tentative="1">
+      <w:start w:val="1"/>
+      <w:numFmt w:val="decimal"/>
+      <w:lvlText w:val="%9."/>
+      <w:lvlJc w:val="left"/>
+      <w:pPr>
+        <w:tabs>
+          <w:tab w:val="num" w:pos="6480"/>
+        </w:tabs>
+        <w:ind w:left="6480" w:hanging="360"/>
+      </w:pPr>
+    </w:lvl>
+  </w:abstractNum>
   <w:num w:numId="1" w16cid:durableId="1500806591">
-    <w:abstractNumId w:val="1"/>
+    <w:abstractNumId w:val="2"/>
   </w:num>
   <w:num w:numId="2" w16cid:durableId="912816073">
     <w:abstractNumId w:val="0"/>
+  </w:num>
+  <w:num w:numId="3" w16cid:durableId="963346389">
+    <w:abstractNumId w:val="3"/>
+  </w:num>
+  <w:num w:numId="4" w16cid:durableId="1104693947">
+    <w:abstractNumId w:val="4"/>
+  </w:num>
+  <w:num w:numId="5" w16cid:durableId="276835645">
+    <w:abstractNumId w:val="1"/>
   </w:num>
 </w:numbering>
 </file>
